--- a/classwork/Nguyen_Sy_Hung_Homework1_P1_EN.docx
+++ b/classwork/Nguyen_Sy_Hung_Homework1_P1_EN.docx
@@ -25,21 +25,7 @@
         <w:rPr>
           <w:rFonts w:ascii="Century" w:hAnsi="Century"/>
         </w:rPr>
-        <w:t xml:space="preserve">Lecturer: PhD. Truc </w:t>
-      </w:r>
-      <w:proofErr w:type="spellStart"/>
-      <w:r>
-        <w:rPr>
-          <w:rFonts w:ascii="Century" w:hAnsi="Century"/>
-        </w:rPr>
-        <w:t>Thi</w:t>
-      </w:r>
-      <w:proofErr w:type="spellEnd"/>
-      <w:r>
-        <w:rPr>
-          <w:rFonts w:ascii="Century" w:hAnsi="Century"/>
-        </w:rPr>
-        <w:t xml:space="preserve"> Kim, Nguyen</w:t>
+        <w:t>Lecturer: PhD. Truc Thi Kim, Nguyen</w:t>
       </w:r>
     </w:p>
     <w:p>
@@ -61,7 +47,27 @@
           <w:sz w:val="32"/>
           <w:szCs w:val="32"/>
         </w:rPr>
-        <w:t xml:space="preserve">Homework: </w:t>
+        <w:t>Homework</w:t>
+      </w:r>
+      <w:r>
+        <w:rPr>
+          <w:rFonts w:ascii="Century" w:hAnsi="Century"/>
+          <w:b/>
+          <w:bCs/>
+          <w:sz w:val="32"/>
+          <w:szCs w:val="32"/>
+        </w:rPr>
+        <w:t xml:space="preserve"> 1 – P1</w:t>
+      </w:r>
+      <w:r>
+        <w:rPr>
+          <w:rFonts w:ascii="Century" w:hAnsi="Century"/>
+          <w:b/>
+          <w:bCs/>
+          <w:sz w:val="32"/>
+          <w:szCs w:val="32"/>
+        </w:rPr>
+        <w:t xml:space="preserve">: </w:t>
       </w:r>
       <w:r>
         <w:rPr>
@@ -378,17 +384,7 @@
           <w:sz w:val="28"/>
           <w:szCs w:val="28"/>
         </w:rPr>
-        <w:t>Correlation</w:t>
-      </w:r>
-      <w:r>
-        <w:rPr>
-          <w:rFonts w:ascii="Century" w:hAnsi="Century"/>
-          <w:b/>
-          <w:bCs/>
-          <w:sz w:val="28"/>
-          <w:szCs w:val="28"/>
-        </w:rPr>
-        <w:t xml:space="preserve"> definition</w:t>
+        <w:t>Correlation definition</w:t>
       </w:r>
     </w:p>
     <w:p>
@@ -442,13 +438,7 @@
           <w:rPr>
             <w:rFonts w:ascii="Cambria Math" w:hAnsi="Cambria Math"/>
           </w:rPr>
-          <m:t>X</m:t>
-        </m:r>
-        <m:r>
-          <w:rPr>
-            <w:rFonts w:ascii="Cambria Math" w:hAnsi="Cambria Math"/>
-          </w:rPr>
-          <m:t xml:space="preserve"> </m:t>
+          <m:t xml:space="preserve">X </m:t>
         </m:r>
       </m:oMath>
       <w:r>
@@ -512,29 +502,7 @@
                 <w:sz w:val="32"/>
                 <w:szCs w:val="32"/>
               </w:rPr>
-              <m:t>r</m:t>
-            </m:r>
-            <m:r>
-              <m:rPr>
-                <m:sty m:val="bi"/>
-              </m:rPr>
-              <w:rPr>
-                <w:rFonts w:ascii="Cambria Math" w:hAnsi="Cambria Math"/>
-                <w:sz w:val="32"/>
-                <w:szCs w:val="32"/>
-              </w:rPr>
-              <m:t xml:space="preserve"> = </m:t>
-            </m:r>
-            <m:r>
-              <m:rPr>
-                <m:sty m:val="bi"/>
-              </m:rPr>
-              <w:rPr>
-                <w:rFonts w:ascii="Cambria Math" w:hAnsi="Cambria Math"/>
-                <w:sz w:val="32"/>
-                <w:szCs w:val="32"/>
-              </w:rPr>
-              <m:t>ρ</m:t>
+              <m:t>r = ρ</m:t>
             </m:r>
           </m:e>
           <m:sub>
@@ -717,7 +685,6 @@
           <w:rFonts w:ascii="Century" w:eastAsiaTheme="minorEastAsia" w:hAnsi="Century"/>
         </w:rPr>
       </w:pPr>
-      <w:proofErr w:type="gramStart"/>
       <w:r>
         <w:rPr>
           <w:rFonts w:ascii="Century" w:eastAsiaTheme="minorEastAsia" w:hAnsi="Century"/>
@@ -730,7 +697,6 @@
         </w:rPr>
         <w:t>here</w:t>
       </w:r>
-      <w:proofErr w:type="gramEnd"/>
     </w:p>
     <w:p>
       <w:pPr>
@@ -750,13 +716,7 @@
           <w:rPr>
             <w:rFonts w:ascii="Cambria Math" w:hAnsi="Cambria Math"/>
           </w:rPr>
-          <m:t>X</m:t>
-        </m:r>
-        <m:r>
-          <w:rPr>
-            <w:rFonts w:ascii="Cambria Math" w:hAnsi="Cambria Math"/>
-          </w:rPr>
-          <m:t xml:space="preserve"> </m:t>
+          <m:t xml:space="preserve">X </m:t>
         </m:r>
       </m:oMath>
       <w:r>
@@ -1004,37 +964,13 @@
         <w:rPr>
           <w:rFonts w:ascii="Century" w:eastAsiaTheme="minorEastAsia" w:hAnsi="Century"/>
         </w:rPr>
-        <w:t>Cov (X, Y) is c</w:t>
+        <w:t>Cov (X, Y) is covariance</w:t>
       </w:r>
       <w:r>
         <w:rPr>
           <w:rFonts w:ascii="Century" w:eastAsiaTheme="minorEastAsia" w:hAnsi="Century"/>
         </w:rPr>
-        <w:t>ovariance</w:t>
-      </w:r>
-      <w:r>
-        <w:rPr>
-          <w:rFonts w:ascii="Century" w:eastAsiaTheme="minorEastAsia" w:hAnsi="Century"/>
-        </w:rPr>
-        <w:t xml:space="preserve"> </w:t>
-      </w:r>
-      <w:r>
-        <w:rPr>
-          <w:rFonts w:ascii="Century" w:eastAsiaTheme="minorEastAsia" w:hAnsi="Century"/>
-        </w:rPr>
-        <w:t>of X</w:t>
-      </w:r>
-      <w:r>
-        <w:rPr>
-          <w:rFonts w:ascii="Century" w:eastAsiaTheme="minorEastAsia" w:hAnsi="Century"/>
-        </w:rPr>
-        <w:t xml:space="preserve"> </w:t>
-      </w:r>
-      <w:r>
-        <w:rPr>
-          <w:rFonts w:ascii="Century" w:eastAsiaTheme="minorEastAsia" w:hAnsi="Century"/>
-        </w:rPr>
-        <w:t>and Y</w:t>
+        <w:t xml:space="preserve"> of X and Y</w:t>
       </w:r>
       <w:r>
         <w:rPr>
@@ -1409,31 +1345,13 @@
         </m:sSub>
         <m:r>
           <m:rPr>
-            <m:sty m:val="p"/>
-          </m:rPr>
-          <w:rPr>
-            <w:rFonts w:ascii="Cambria Math" w:hAnsi="Cambria Math"/>
-          </w:rPr>
-          <m:t>=</m:t>
-        </m:r>
-        <m:r>
-          <m:rPr>
             <m:scr m:val="double-struck"/>
             <m:sty m:val="p"/>
           </m:rPr>
           <w:rPr>
             <w:rFonts w:ascii="Cambria Math" w:hAnsi="Cambria Math"/>
           </w:rPr>
-          <m:t>E</m:t>
-        </m:r>
-        <m:r>
-          <m:rPr>
-            <m:sty m:val="p"/>
-          </m:rPr>
-          <w:rPr>
-            <w:rFonts w:ascii="Cambria Math" w:hAnsi="Cambria Math"/>
-          </w:rPr>
-          <m:t>[</m:t>
+          <m:t>=E[</m:t>
         </m:r>
         <m:r>
           <w:rPr>
@@ -1499,31 +1417,13 @@
         </m:sSub>
         <m:r>
           <m:rPr>
-            <m:sty m:val="p"/>
-          </m:rPr>
-          <w:rPr>
-            <w:rFonts w:ascii="Cambria Math" w:hAnsi="Cambria Math"/>
-          </w:rPr>
-          <m:t>=</m:t>
-        </m:r>
-        <m:r>
-          <m:rPr>
             <m:scr m:val="double-struck"/>
             <m:sty m:val="p"/>
           </m:rPr>
           <w:rPr>
             <w:rFonts w:ascii="Cambria Math" w:hAnsi="Cambria Math"/>
           </w:rPr>
-          <m:t>E</m:t>
-        </m:r>
-        <m:r>
-          <m:rPr>
-            <m:sty m:val="p"/>
-          </m:rPr>
-          <w:rPr>
-            <w:rFonts w:ascii="Cambria Math" w:hAnsi="Cambria Math"/>
-          </w:rPr>
-          <m:t>[</m:t>
+          <m:t>=E[</m:t>
         </m:r>
         <m:r>
           <w:rPr>
@@ -2228,13 +2128,7 @@
               <w:rPr>
                 <w:rFonts w:ascii="Cambria Math" w:hAnsi="Cambria Math"/>
               </w:rPr>
-              <m:t>y</m:t>
-            </m:r>
-            <m:r>
-              <w:rPr>
-                <w:rFonts w:ascii="Cambria Math" w:hAnsi="Cambria Math"/>
-              </w:rPr>
-              <m:t xml:space="preserve"> </m:t>
+              <m:t xml:space="preserve">y </m:t>
             </m:r>
           </m:e>
         </m:acc>
@@ -2331,16 +2225,7 @@
           <w:rPr>
             <w:rFonts w:ascii="Cambria Math" w:hAnsi="Cambria Math"/>
           </w:rPr>
-          <m:t>Var</m:t>
-        </m:r>
-        <m:r>
-          <m:rPr>
-            <m:sty m:val="p"/>
-          </m:rPr>
-          <w:rPr>
-            <w:rFonts w:ascii="Cambria Math" w:hAnsi="Cambria Math"/>
-          </w:rPr>
-          <m:t>⁡(</m:t>
+          <m:t>Var⁡(</m:t>
         </m:r>
         <m:r>
           <w:rPr>
@@ -2450,16 +2335,7 @@
           <w:rPr>
             <w:rFonts w:ascii="Cambria Math" w:hAnsi="Cambria Math"/>
           </w:rPr>
-          <m:t>]</m:t>
-        </m:r>
-        <m:r>
-          <m:rPr>
-            <m:sty m:val="p"/>
-          </m:rPr>
-          <w:rPr>
-            <w:rFonts w:ascii="Cambria Math" w:hAnsi="Cambria Math"/>
-          </w:rPr>
-          <m:t>.</m:t>
+          <m:t>].</m:t>
         </m:r>
       </m:oMath>
     </w:p>
@@ -2536,16 +2412,7 @@
               <w:rPr>
                 <w:rFonts w:ascii="Cambria Math" w:hAnsi="Cambria Math"/>
               </w:rPr>
-              <m:t>Var</m:t>
-            </m:r>
-            <m:r>
-              <m:rPr>
-                <m:sty m:val="p"/>
-              </m:rPr>
-              <w:rPr>
-                <w:rFonts w:ascii="Cambria Math" w:hAnsi="Cambria Math"/>
-              </w:rPr>
-              <m:t>⁡(</m:t>
+              <m:t>Var⁡(</m:t>
             </m:r>
             <m:r>
               <w:rPr>
@@ -2662,16 +2529,7 @@
               <w:rPr>
                 <w:rFonts w:ascii="Cambria Math" w:hAnsi="Cambria Math"/>
               </w:rPr>
-              <m:t>Var</m:t>
-            </m:r>
-            <m:r>
-              <m:rPr>
-                <m:sty m:val="p"/>
-              </m:rPr>
-              <w:rPr>
-                <w:rFonts w:ascii="Cambria Math" w:hAnsi="Cambria Math"/>
-              </w:rPr>
-              <m:t>⁡(</m:t>
+              <m:t>Var⁡(</m:t>
             </m:r>
             <m:r>
               <w:rPr>
@@ -3224,7 +3082,6 @@
         </w:rPr>
         <w:t xml:space="preserve">the index </w:t>
       </w:r>
-      <w:proofErr w:type="spellStart"/>
       <w:r>
         <w:rPr>
           <w:rFonts w:ascii="Century" w:eastAsiaTheme="minorEastAsia" w:hAnsi="Century"/>
@@ -3235,7 +3092,6 @@
         </w:rPr>
         <w:t>i</w:t>
       </w:r>
-      <w:proofErr w:type="spellEnd"/>
       <w:r>
         <w:rPr>
           <w:rFonts w:ascii="Century" w:eastAsiaTheme="minorEastAsia" w:hAnsi="Century"/>
@@ -3379,16 +3235,7 @@
                 <w:rPr>
                   <w:rFonts w:ascii="Cambria Math" w:hAnsi="Cambria Math"/>
                 </w:rPr>
-                <m:t>Cov</m:t>
-              </m:r>
-              <m:r>
-                <m:rPr>
-                  <m:sty m:val="p"/>
-                </m:rPr>
-                <w:rPr>
-                  <w:rFonts w:ascii="Cambria Math" w:hAnsi="Cambria Math"/>
-                </w:rPr>
-                <m:t>⁡(</m:t>
+                <m:t>Cov⁡(</m:t>
               </m:r>
               <m:r>
                 <w:rPr>
@@ -4843,13 +4690,7 @@
               <w:rPr>
                 <w:rFonts w:ascii="Cambria Math" w:hAnsi="Cambria Math"/>
               </w:rPr>
-              <m:t>n</m:t>
-            </m:r>
-            <m:r>
-              <w:rPr>
-                <w:rFonts w:ascii="Cambria Math" w:hAnsi="Cambria Math"/>
-              </w:rPr>
-              <m:t xml:space="preserve"> </m:t>
+              <m:t xml:space="preserve">n </m:t>
             </m:r>
           </m:den>
         </m:f>
@@ -5597,7 +5438,6 @@
           <m:r>
             <w:rPr>
               <w:rFonts w:ascii="Century" w:hAnsi="Century"/>
-              <w:i/>
             </w:rPr>
             <w:br/>
           </m:r>
@@ -5983,6 +5823,9 @@
             <m:t>.</m:t>
           </m:r>
           <m:r>
+            <m:rPr>
+              <m:sty m:val="p"/>
+            </m:rPr>
             <w:rPr>
               <w:rFonts w:ascii="Century" w:hAnsi="Century"/>
             </w:rPr>
@@ -6192,6 +6035,9 @@
             <m:t>.</m:t>
           </m:r>
           <m:r>
+            <m:rPr>
+              <m:sty m:val="p"/>
+            </m:rPr>
             <w:rPr>
               <w:rFonts w:ascii="Century" w:hAnsi="Century"/>
             </w:rPr>
@@ -6659,6 +6505,9 @@
             <m:t>.</m:t>
           </m:r>
           <m:r>
+            <m:rPr>
+              <m:sty m:val="p"/>
+            </m:rPr>
             <w:rPr>
               <w:rFonts w:ascii="Century" w:hAnsi="Century"/>
             </w:rPr>
@@ -6875,6 +6724,9 @@
             </m:e>
           </m:d>
           <m:r>
+            <m:rPr>
+              <m:sty m:val="p"/>
+            </m:rPr>
             <w:rPr>
               <w:rFonts w:ascii="Century" w:hAnsi="Century"/>
             </w:rPr>
@@ -7262,7 +7114,6 @@
           <m:r>
             <w:rPr>
               <w:rFonts w:ascii="Century" w:hAnsi="Century"/>
-              <w:i/>
             </w:rPr>
             <w:br/>
           </m:r>
@@ -7341,7 +7192,6 @@
           <m:r>
             <w:rPr>
               <w:rFonts w:ascii="Century" w:hAnsi="Century"/>
-              <w:i/>
             </w:rPr>
             <w:br/>
           </m:r>
@@ -7382,7 +7232,6 @@
           <m:r>
             <w:rPr>
               <w:rFonts w:ascii="Century" w:hAnsi="Century"/>
-              <w:i/>
             </w:rPr>
             <w:br/>
           </m:r>
@@ -9153,6 +9002,7 @@
   <w:style w:type="character" w:default="1" w:styleId="DefaultParagraphFont">
     <w:name w:val="Default Paragraph Font"/>
     <w:uiPriority w:val="1"/>
+    <w:semiHidden/>
     <w:unhideWhenUsed/>
   </w:style>
   <w:style w:type="table" w:default="1" w:styleId="TableNormal">
